--- a/public/downloads/lb-coxs-bazar-trainer-guide.docx
+++ b/public/downloads/lb-coxs-bazar-trainer-guide.docx
@@ -127,7 +127,7 @@
           <w:sz w:val="22"/>
           <w:szCs w:val="22"/>
         </w:rPr>
-        <w:t xml:space="preserve">This guide is for NRC’s master educators - the people who induct the facilitators before a cohort starts. It says what induction covers, what it deliberately does not, how to run the two inductions, and how you know a facilitator is ready to start. It is a companion to the Educator Guide, which is what facilitators deliver from, and to the Coordinator Guide, which is how the cohort around them is run.</w:t>
+        <w:t xml:space="preserve">This guide is for NRC’s master educators - the people who induct the facilitators before a cohort starts. It says what induction covers, what it deliberately does not, how to run the two inductions, and how you know a facilitator is ready to start. It ends with the other thing you do for your facilitators: running their moderation at Week 6 and Week 12. It is a companion to the Educator Guide, which is what facilitators deliver from, and to the Coordinator Guide, which is how the cohort around them is run.</w:t>
       </w:r>
     </w:p>
     <w:p>
@@ -1175,7 +1175,7 @@
           <w:sz w:val="22"/>
           <w:szCs w:val="22"/>
         </w:rPr>
-        <w:t xml:space="preserve">Say what NRC does and what Amala does, including what moderation is and when it happens.</w:t>
+        <w:t xml:space="preserve">Say what NRC does and what Amala does, including what moderation is, who runs it, and when it happens.</w:t>
       </w:r>
     </w:p>
     <w:p>
@@ -1744,7 +1744,7 @@
           <w:sz w:val="19"/>
           <w:szCs w:val="19"/>
         </w:rPr>
-        <w:t xml:space="preserve">SUGGESTED LENGTH: 3-4 hrs   ·   YOU WORK FROM: Educator Guide Part 9 - the two assessment records - and the Proficiency Scale</w:t>
+        <w:t xml:space="preserve">SUGGESTED LENGTH: 3-4 hrs   ·   YOU WORK FROM: The Competency Assessment Record, and Educator Guide Part 3 - the levels in the language of each competency</w:t>
       </w:r>
     </w:p>
     <w:p>
@@ -1769,7 +1769,7 @@
           <w:sz w:val="22"/>
           <w:szCs w:val="22"/>
         </w:rPr>
-        <w:t xml:space="preserve">Judging the two assessed competencies against the Proficiency Scale at the week-6 supported and week-12 final points, completing the records, the Pass / Merit / Distinction boundaries, and bringing a case to Amala moderation.</w:t>
+        <w:t xml:space="preserve">Judging the two assessed competencies against the Proficiency Scale at the week-6 supported and week-12 final points, completing the records, the Pass / Merit / Distinction boundaries, and bringing a case to moderation - run by a master educator after each assessment point.</w:t>
       </w:r>
     </w:p>
     <w:p>
@@ -1888,7 +1888,24 @@
           <w:sz w:val="22"/>
           <w:szCs w:val="22"/>
         </w:rPr>
-        <w:t xml:space="preserve">Bring a case to Amala moderation and defend a judgement, or change it.</w:t>
+        <w:t xml:space="preserve">Choose and prepare a moderation case, present its evidence without giving the level away, and defend the judgement - or change it.</w:t>
+      </w:r>
+    </w:p>
+    <w:p>
+      <w:pPr>
+        <w:pStyle w:val="ListParagraph"/>
+        <w:numPr>
+          <w:ilvl w:val="0"/>
+          <w:numId w:val="1"/>
+        </w:numPr>
+        <w:spacing w:after="80" w:line="300"/>
+      </w:pPr>
+      <w:r>
+        <w:rPr>
+          <w:sz w:val="22"/>
+          <w:szCs w:val="22"/>
+        </w:rPr>
+        <w:t xml:space="preserve">Say what a recheck is, and do one when a case is changed.</w:t>
       </w:r>
     </w:p>
     <w:p>
@@ -2188,7 +2205,7 @@
                 <w:sz w:val="19"/>
                 <w:szCs w:val="19"/>
               </w:rPr>
-              <w:t xml:space="preserve">Completing the record. Part 9 of the Educator Guide, one per learner. Each facilitator completes a record for the evidence they just judged. Check the reasons they write, not the boxes they tick - a judgement with no reason cannot be moderated.</w:t>
+              <w:t xml:space="preserve">Completing the record. The Competency Assessment Record, with Educator Guide Parts 3.5 and 3.6 beside it. Each facilitator completes a record for the evidence they just judged, including the next step. Check the reasons they write, not the boxes they tick - a judgement with no reason cannot be moderated.</w:t>
             </w:r>
           </w:p>
         </w:tc>
@@ -2294,7 +2311,7 @@
                 <w:sz w:val="19"/>
                 <w:szCs w:val="19"/>
               </w:rPr>
-              <w:t xml:space="preserve">Moderation, and what happens when Amala disagrees. What moderation is, when it happens, and what to bring. Make it ordinary: bringing a case and changing your mind is the system working, not a failure. Practise defending one judgement out loud.</w:t>
+              <w:t xml:space="preserve">Moderation, as they will meet it. You are the person who will run it with them, so say so. One case each, the judgement they were least sure of; then run one round of the real protocol on the record they just completed - evidence shown without the level, everyone judges blind, show at once, argue it against the scale. Make it ordinary: changing your mind is the system working, not a failure. End on the recheck.</w:t>
             </w:r>
           </w:p>
         </w:tc>
@@ -2312,7 +2329,7 @@
           <w:sz w:val="21"/>
           <w:szCs w:val="21"/>
         </w:rPr>
-        <w:t xml:space="preserve">They leave having judged real evidence, argued about it, completed a record, and defended a judgement out loud.</w:t>
+        <w:t xml:space="preserve">They leave having judged real evidence, argued about it, completed a record, and been through one round of the moderation they will bring a case to at Week 6.</w:t>
       </w:r>
     </w:p>
     <w:p>
@@ -2346,7 +2363,7 @@
           <w:sz w:val="22"/>
           <w:szCs w:val="22"/>
         </w:rPr>
-        <w:t xml:space="preserve">Educator Guide Part 9 (the two assessment records)</w:t>
+        <w:t xml:space="preserve">The Competency Assessment Record, and the moderation case sheet (Educator Guide Part 9B)</w:t>
       </w:r>
     </w:p>
     <w:p>
@@ -2363,7 +2380,24 @@
           <w:sz w:val="22"/>
           <w:szCs w:val="22"/>
         </w:rPr>
-        <w:t xml:space="preserve">The Proficiency Scale</w:t>
+        <w:t xml:space="preserve">Educator Guide Parts 3.5 and 3.6: the levels in the language of each competency, what you might see or hear, and how to write the record</w:t>
+      </w:r>
+    </w:p>
+    <w:p>
+      <w:pPr>
+        <w:pStyle w:val="ListParagraph"/>
+        <w:numPr>
+          <w:ilvl w:val="0"/>
+          <w:numId w:val="1"/>
+        </w:numPr>
+        <w:spacing w:after="80" w:line="300"/>
+      </w:pPr>
+      <w:r>
+        <w:rPr>
+          <w:sz w:val="22"/>
+          <w:szCs w:val="22"/>
+        </w:rPr>
+        <w:t xml:space="preserve">The Moderation Guide - the session protocol facilitators will take part in</w:t>
       </w:r>
     </w:p>
     <w:p>
@@ -3757,6 +3791,450 @@
         <w:t xml:space="preserve">Feed what you see back to the coordinator, and to Amala. If several facilitators are stuck on the same thing, that is a curriculum problem, not a training problem, and Amala should hear about it.</w:t>
       </w:r>
     </w:p>
+    <w:p>
+      <w:r>
+        <w:br w:type="page"/>
+      </w:r>
+    </w:p>
+    <w:p>
+      <w:pPr>
+        <w:pStyle w:val="Heading1"/>
+        <w:keepNext/>
+        <w:spacing w:after="140" w:before="320"/>
+      </w:pPr>
+      <w:r>
+        <w:rPr>
+          <w:b/>
+          <w:bCs/>
+          <w:color w:val="1F3A5F"/>
+          <w:sz w:val="36"/>
+          <w:szCs w:val="36"/>
+        </w:rPr>
+        <w:t xml:space="preserve">7. Running moderation</w:t>
+      </w:r>
+    </w:p>
+    <w:p>
+      <w:pPr>
+        <w:spacing w:after="140" w:before="0" w:line="300"/>
+      </w:pPr>
+      <w:r>
+        <w:rPr>
+          <w:sz w:val="22"/>
+          <w:szCs w:val="22"/>
+        </w:rPr>
+        <w:t xml:space="preserve">After each assessment point you run moderation with the facilitators you inducted, and then you bring a case of your own to Amala. Amala is not in the room where the judgements are made, so you are how the standard is held there. Everything you need is in the Moderation Guide; this is what to expect.</w:t>
+      </w:r>
+    </w:p>
+    <w:p>
+      <w:pPr>
+        <w:pStyle w:val="ListParagraph"/>
+        <w:numPr>
+          <w:ilvl w:val="0"/>
+          <w:numId w:val="1"/>
+        </w:numPr>
+        <w:spacing w:after="80" w:line="300"/>
+      </w:pPr>
+      <w:r>
+        <w:rPr>
+          <w:sz w:val="22"/>
+          <w:szCs w:val="22"/>
+        </w:rPr>
+        <w:t xml:space="preserve">Week 6, after the supported assessment: formative moderation, then the case call with amala.</w:t>
+      </w:r>
+    </w:p>
+    <w:p>
+      <w:pPr>
+        <w:pStyle w:val="ListParagraph"/>
+        <w:numPr>
+          <w:ilvl w:val="0"/>
+          <w:numId w:val="1"/>
+        </w:numPr>
+        <w:spacing w:after="80" w:line="300"/>
+      </w:pPr>
+      <w:r>
+        <w:rPr>
+          <w:sz w:val="22"/>
+          <w:szCs w:val="22"/>
+        </w:rPr>
+        <w:t xml:space="preserve">Week 12, after the final assessment, before results are confirmed: summative moderation, then the case call with amala.</w:t>
+      </w:r>
+    </w:p>
+    <w:p>
+      <w:pPr>
+        <w:keepNext/>
+        <w:spacing w:after="60" w:before="180"/>
+      </w:pPr>
+      <w:r>
+        <w:rPr>
+          <w:b/>
+          <w:bCs/>
+          <w:color w:val="6E7A2E"/>
+          <w:spacing w:val="24"/>
+          <w:sz w:val="17"/>
+          <w:szCs w:val="17"/>
+        </w:rPr>
+        <w:t xml:space="preserve">WHEN YOU ARE FACILITATING</w:t>
+      </w:r>
+    </w:p>
+    <w:p>
+      <w:pPr>
+        <w:pStyle w:val="ListParagraph"/>
+        <w:numPr>
+          <w:ilvl w:val="0"/>
+          <w:numId w:val="1"/>
+        </w:numPr>
+        <w:spacing w:after="80" w:line="300"/>
+      </w:pPr>
+      <w:r>
+        <w:rPr>
+          <w:sz w:val="22"/>
+          <w:szCs w:val="22"/>
+        </w:rPr>
+        <w:t xml:space="preserve">Hold the protocol, not the verdict. Your level goes on the table blind with everyone else's, and gets argued with like everyone else's.</w:t>
+      </w:r>
+    </w:p>
+    <w:p>
+      <w:pPr>
+        <w:pStyle w:val="ListParagraph"/>
+        <w:numPr>
+          <w:ilvl w:val="0"/>
+          <w:numId w:val="1"/>
+        </w:numPr>
+        <w:spacing w:after="80" w:line="300"/>
+      </w:pPr>
+      <w:r>
+        <w:rPr>
+          <w:sz w:val="22"/>
+          <w:szCs w:val="22"/>
+        </w:rPr>
+        <w:t xml:space="preserve">Never resolve a disagreement with your own authority. Resolve it against the descriptor, and make the group say which words in it decide the case.</w:t>
+      </w:r>
+    </w:p>
+    <w:p>
+      <w:pPr>
+        <w:pStyle w:val="ListParagraph"/>
+        <w:numPr>
+          <w:ilvl w:val="0"/>
+          <w:numId w:val="1"/>
+        </w:numPr>
+        <w:spacing w:after="80" w:line="300"/>
+      </w:pPr>
+      <w:r>
+        <w:rPr>
+          <w:sz w:val="22"/>
+          <w:szCs w:val="22"/>
+        </w:rPr>
+        <w:t xml:space="preserve">Keep each facilitator's level hidden until everyone has judged. Once a level is spoken, the room anchors to it.</w:t>
+      </w:r>
+    </w:p>
+    <w:p>
+      <w:pPr>
+        <w:pStyle w:val="ListParagraph"/>
+        <w:numPr>
+          <w:ilvl w:val="0"/>
+          <w:numId w:val="1"/>
+        </w:numPr>
+        <w:spacing w:after="80" w:line="300"/>
+      </w:pPr>
+      <w:r>
+        <w:rPr>
+          <w:sz w:val="22"/>
+          <w:szCs w:val="22"/>
+        </w:rPr>
+        <w:t xml:space="preserve">Ask the quiet ones first. A facilitator who agreed with everything in the assessment induction will agree with everything here unless you make room for them not to.</w:t>
+      </w:r>
+    </w:p>
+    <w:p>
+      <w:pPr>
+        <w:pStyle w:val="ListParagraph"/>
+        <w:numPr>
+          <w:ilvl w:val="0"/>
+          <w:numId w:val="1"/>
+        </w:numPr>
+        <w:spacing w:after="80" w:line="300"/>
+      </w:pPr>
+      <w:r>
+        <w:rPr>
+          <w:sz w:val="22"/>
+          <w:szCs w:val="22"/>
+        </w:rPr>
+        <w:t xml:space="preserve">Watch for the three slips: being swayed by presentation rather than proficiency, by knowing the learner, or by effort rather than what the learner can now do. Here, add a fourth: reading a learner who cannot write as a learner who cannot do.</w:t>
+      </w:r>
+    </w:p>
+    <w:p>
+      <w:pPr>
+        <w:pStyle w:val="ListParagraph"/>
+        <w:numPr>
+          <w:ilvl w:val="0"/>
+          <w:numId w:val="1"/>
+        </w:numPr>
+        <w:spacing w:after="80" w:line="300"/>
+      </w:pPr>
+      <w:r>
+        <w:rPr>
+          <w:sz w:val="22"/>
+          <w:szCs w:val="22"/>
+        </w:rPr>
+        <w:t xml:space="preserve">Keep a group to eight facilitators at most. With more, run two sessions - nine cases at fifteen minutes each is too long to stay sharp.</w:t>
+      </w:r>
+    </w:p>
+    <w:p>
+      <w:pPr>
+        <w:pStyle w:val="ListParagraph"/>
+        <w:numPr>
+          <w:ilvl w:val="0"/>
+          <w:numId w:val="1"/>
+        </w:numPr>
+        <w:spacing w:after="80" w:line="300"/>
+      </w:pPr>
+      <w:r>
+        <w:rPr>
+          <w:sz w:val="22"/>
+          <w:szCs w:val="22"/>
+        </w:rPr>
+        <w:t xml:space="preserve">Write it down as you go. The record is what you take to Amala, and the evidence the session happened.</w:t>
+      </w:r>
+    </w:p>
+    <w:p>
+      <w:pPr>
+        <w:keepNext/>
+        <w:spacing w:after="60" w:before="180"/>
+      </w:pPr>
+      <w:r>
+        <w:rPr>
+          <w:b/>
+          <w:bCs/>
+          <w:color w:val="6E7A2E"/>
+          <w:spacing w:val="24"/>
+          <w:sz w:val="17"/>
+          <w:szCs w:val="17"/>
+        </w:rPr>
+        <w:t xml:space="preserve">YOUR CASE TO AMALA</w:t>
+      </w:r>
+    </w:p>
+    <w:p>
+      <w:pPr>
+        <w:spacing w:after="140" w:before="0" w:line="300"/>
+      </w:pPr>
+      <w:r>
+        <w:rPr>
+          <w:sz w:val="22"/>
+          <w:szCs w:val="22"/>
+        </w:rPr>
+        <w:t xml:space="preserve">After every session, each master educator brings one case of their own to Amala. It is the same protocol, one level up: the master educators judge each other's cases blind, with Amala, and argue them out against the scale. It is how Amala checks that every master educator is holding the standard, without being in the room where the judgements were made.</w:t>
+      </w:r>
+    </w:p>
+    <w:tbl>
+      <w:tblPr>
+        <w:tblW w:type="pct" w:w="100%"/>
+        <w:tblBorders>
+          <w:top w:val="none"/>
+          <w:left w:val="single" w:color="6E7A2E" w:sz="18"/>
+          <w:bottom w:val="none"/>
+          <w:right w:val="none"/>
+          <w:insideH w:val="none"/>
+          <w:insideV w:val="none"/>
+        </w:tblBorders>
+      </w:tblPr>
+      <w:tblGrid>
+        <w:gridCol w:w="9070"/>
+      </w:tblGrid>
+      <w:tr>
+        <w:tc>
+          <w:tcPr>
+            <w:tcW w:type="dxa" w:w="9070"/>
+            <w:tcMar>
+              <w:top w:type="dxa" w:w="120"/>
+              <w:left w:type="dxa" w:w="200"/>
+              <w:bottom w:type="dxa" w:w="120"/>
+              <w:right w:type="dxa" w:w="140"/>
+            </w:tcMar>
+          </w:tcPr>
+          <w:p>
+            <w:pPr>
+              <w:spacing w:after="90"/>
+            </w:pPr>
+            <w:r>
+              <w:rPr>
+                <w:b/>
+                <w:bCs/>
+                <w:color w:val="6E7A2E"/>
+                <w:spacing w:val="24"/>
+                <w:sz w:val="17"/>
+                <w:szCs w:val="17"/>
+              </w:rPr>
+              <w:t xml:space="preserve">IF AMALA PLACES IT DIFFERENTLY</w:t>
+            </w:r>
+          </w:p>
+          <w:p>
+            <w:pPr>
+              <w:spacing w:after="0" w:before="0" w:line="300"/>
+            </w:pPr>
+            <w:r>
+              <w:rPr>
+                <w:sz w:val="21"/>
+                <w:szCs w:val="21"/>
+              </w:rPr>
+              <w:t xml:space="preserve">If Amala and the other master educators place the case differently, the call's decision stands for that case. You then recheck every decision from your session that rested on the same reading, ask the facilitators concerned to recheck their own judgements the same way, and send Amala and the coordinator the list of what moved before results are confirmed. Amala does not regrade the rest of the cohort; you do, with what the call made clear.</w:t>
+            </w:r>
+          </w:p>
+        </w:tc>
+      </w:tr>
+    </w:tbl>
+    <w:p>
+      <w:pPr>
+        <w:keepNext/>
+        <w:spacing w:after="60" w:before="180"/>
+      </w:pPr>
+      <w:r>
+        <w:rPr>
+          <w:b/>
+          <w:bCs/>
+          <w:color w:val="6E7A2E"/>
+          <w:spacing w:val="24"/>
+          <w:sz w:val="17"/>
+          <w:szCs w:val="17"/>
+        </w:rPr>
+        <w:t xml:space="preserve">HOW YOU GET READY</w:t>
+      </w:r>
+    </w:p>
+    <w:p>
+      <w:pPr>
+        <w:spacing w:after="140" w:before="0" w:line="300"/>
+      </w:pPr>
+      <w:r>
+        <w:rPr>
+          <w:sz w:val="22"/>
+          <w:szCs w:val="22"/>
+        </w:rPr>
+        <w:t xml:space="preserve">Master educators are trained to run moderation by Amala, and they learn it the way the facilitators will: by doing it.</w:t>
+      </w:r>
+    </w:p>
+    <w:p>
+      <w:pPr>
+        <w:pStyle w:val="ListParagraph"/>
+        <w:numPr>
+          <w:ilvl w:val="0"/>
+          <w:numId w:val="1"/>
+        </w:numPr>
+        <w:spacing w:after="80" w:line="300"/>
+      </w:pPr>
+      <w:r>
+        <w:rPr>
+          <w:sz w:val="22"/>
+          <w:szCs w:val="22"/>
+        </w:rPr>
+        <w:t xml:space="preserve">Before Week 6, a 90-minute remote session with Amala. Amala runs the protocol on two cases with the master educators as the assessors; then each master educator facilitates one round while the others play the assessors and Amala watches the protocol, not the verdict.</w:t>
+      </w:r>
+    </w:p>
+    <w:p>
+      <w:pPr>
+        <w:pStyle w:val="ListParagraph"/>
+        <w:numPr>
+          <w:ilvl w:val="0"/>
+          <w:numId w:val="1"/>
+        </w:numPr>
+        <w:spacing w:after="80" w:line="300"/>
+      </w:pPr>
+      <w:r>
+        <w:rPr>
+          <w:sz w:val="22"/>
+          <w:szCs w:val="22"/>
+        </w:rPr>
+        <w:t xml:space="preserve">Before that session, each master educator reads this guide and judges the practice cases they are sent, so the session is spent on facilitating, not on learning the scale.</w:t>
+      </w:r>
+    </w:p>
+    <w:p>
+      <w:pPr>
+        <w:pStyle w:val="ListParagraph"/>
+        <w:numPr>
+          <w:ilvl w:val="0"/>
+          <w:numId w:val="1"/>
+        </w:numPr>
+        <w:spacing w:after="80" w:line="300"/>
+      </w:pPr>
+      <w:r>
+        <w:rPr>
+          <w:sz w:val="22"/>
+          <w:szCs w:val="22"/>
+        </w:rPr>
+        <w:t xml:space="preserve">The Week-6 round is the practicum. The case call with Amala afterwards reviews how each session ran as well as the case itself.</w:t>
+      </w:r>
+    </w:p>
+    <w:p>
+      <w:pPr>
+        <w:pStyle w:val="ListParagraph"/>
+        <w:numPr>
+          <w:ilvl w:val="0"/>
+          <w:numId w:val="1"/>
+        </w:numPr>
+        <w:spacing w:after="80" w:line="300"/>
+      </w:pPr>
+      <w:r>
+        <w:rPr>
+          <w:sz w:val="22"/>
+          <w:szCs w:val="22"/>
+        </w:rPr>
+        <w:t xml:space="preserve">By Week 12, a master educator runs the session without support. If the Week-6 call showed one of them was not yet holding the protocol, Amala joins the start of their Week-12 session remotely where connectivity allows.</w:t>
+      </w:r>
+    </w:p>
+    <w:tbl>
+      <w:tblPr>
+        <w:tblW w:type="pct" w:w="100%"/>
+        <w:tblBorders>
+          <w:top w:val="none"/>
+          <w:left w:val="single" w:color="7A3B69" w:sz="18"/>
+          <w:bottom w:val="none"/>
+          <w:right w:val="none"/>
+          <w:insideH w:val="none"/>
+          <w:insideV w:val="none"/>
+        </w:tblBorders>
+      </w:tblPr>
+      <w:tblGrid>
+        <w:gridCol w:w="9070"/>
+      </w:tblGrid>
+      <w:tr>
+        <w:tc>
+          <w:tcPr>
+            <w:tcW w:type="dxa" w:w="9070"/>
+            <w:tcMar>
+              <w:top w:type="dxa" w:w="120"/>
+              <w:left w:type="dxa" w:w="200"/>
+              <w:bottom w:type="dxa" w:w="120"/>
+              <w:right w:type="dxa" w:w="140"/>
+            </w:tcMar>
+          </w:tcPr>
+          <w:p>
+            <w:pPr>
+              <w:spacing w:after="90"/>
+            </w:pPr>
+            <w:r>
+              <w:rPr>
+                <w:b/>
+                <w:bCs/>
+                <w:color w:val="7A3B69"/>
+                <w:spacing w:val="24"/>
+                <w:sz w:val="17"/>
+                <w:szCs w:val="17"/>
+              </w:rPr>
+              <w:t xml:space="preserve">THE TRAP</w:t>
+            </w:r>
+          </w:p>
+          <w:p>
+            <w:pPr>
+              <w:spacing w:after="0" w:before="0" w:line="300"/>
+            </w:pPr>
+            <w:r>
+              <w:rPr>
+                <w:sz w:val="21"/>
+                <w:szCs w:val="21"/>
+              </w:rPr>
+              <w:t xml:space="preserve">The session turns into the master educator marking the cases while the facilitators watch. It feels efficient and respectful of rank, and it teaches nobody anything: the Week-12 judgements will be no more consistent than the Week-6 ones, and the case that reaches Amala will be the master educator's reading, not the group's. The moderation is in the blind judging and the argument. If the facilitators are not doing both, it is not happening.</w:t>
+            </w:r>
+          </w:p>
+        </w:tc>
+      </w:tr>
+    </w:tbl>
     <w:p>
       <w:pPr>
         <w:spacing w:after="140" w:before="240" w:line="300"/>

--- a/public/downloads/lb-coxs-bazar-trainer-guide.docx
+++ b/public/downloads/lb-coxs-bazar-trainer-guide.docx
@@ -1757,7 +1757,7 @@
           <w:sz w:val="23"/>
           <w:szCs w:val="23"/>
         </w:rPr>
-        <w:t xml:space="preserve">A facilitator can judge the two assessed competencies against the Proficiency Scale at week 6 and week 12, complete the records, and bring a case to moderation.</w:t>
+        <w:t xml:space="preserve">A facilitator can judge the two assessed competencies against the Proficiency Scale at week 6 and week 12, complete the records, and take part in moderation.</w:t>
       </w:r>
     </w:p>
     <w:p>
@@ -1769,7 +1769,7 @@
           <w:sz w:val="22"/>
           <w:szCs w:val="22"/>
         </w:rPr>
-        <w:t xml:space="preserve">Judging the two assessed competencies against the Proficiency Scale at the week-6 supported and week-12 final points, completing the records, the Pass / Merit / Distinction boundaries, and bringing a case to moderation - run by a master educator after each assessment point.</w:t>
+        <w:t xml:space="preserve">Judging the two assessed competencies against the Proficiency Scale at the week-6 supported and week-12 final points, completing the records, the Pass / Merit / Distinction boundaries, and what happens in moderation - run by a master educator in each assessment period.</w:t>
       </w:r>
     </w:p>
     <w:p>
@@ -1888,24 +1888,24 @@
           <w:sz w:val="22"/>
           <w:szCs w:val="22"/>
         </w:rPr>
-        <w:t xml:space="preserve">Choose and prepare a moderation case, present its evidence without giving the level away, and defend the judgement - or change it.</w:t>
-      </w:r>
-    </w:p>
-    <w:p>
-      <w:pPr>
-        <w:pStyle w:val="ListParagraph"/>
-        <w:numPr>
-          <w:ilvl w:val="0"/>
-          <w:numId w:val="1"/>
-        </w:numPr>
-        <w:spacing w:after="80" w:line="300"/>
-      </w:pPr>
-      <w:r>
-        <w:rPr>
-          <w:sz w:val="22"/>
-          <w:szCs w:val="22"/>
-        </w:rPr>
-        <w:t xml:space="preserve">Say what a recheck is, and do one when a case is changed.</w:t>
+        <w:t xml:space="preserve">Take part in a moderation discussion - show the evidence, explain the judgement, and change it when the level description says so.</w:t>
+      </w:r>
+    </w:p>
+    <w:p>
+      <w:pPr>
+        <w:pStyle w:val="ListParagraph"/>
+        <w:numPr>
+          <w:ilvl w:val="0"/>
+          <w:numId w:val="1"/>
+        </w:numPr>
+        <w:spacing w:after="80" w:line="300"/>
+      </w:pPr>
+      <w:r>
+        <w:rPr>
+          <w:sz w:val="22"/>
+          <w:szCs w:val="22"/>
+        </w:rPr>
+        <w:t xml:space="preserve">Update a record changed by moderation, and check other learners judged the same way.</w:t>
       </w:r>
     </w:p>
     <w:p>
@@ -2311,7 +2311,7 @@
                 <w:sz w:val="19"/>
                 <w:szCs w:val="19"/>
               </w:rPr>
-              <w:t xml:space="preserve">Moderation, as they will meet it. You are the person who will run it with them, so say so. One case each, the judgement they were least sure of; then run one round of the real protocol on the record they just completed - evidence shown without the level, everyone judges blind, show at once, argue it against the scale. Make it ordinary: changing your mind is the system working, not a failure. End on the recheck.</w:t>
+              <w:t xml:space="preserve">Moderation, as they will meet it. You are the person who will moderate with them, so say so. Run one moderation discussion on the record they just completed, with the group watching: the learner, the opportunity, the evidence, both of you deciding a level before comparing, then talking it through against the level description. Make it ordinary: changing your mind when the level description says so is the system working, not a failure.</w:t>
             </w:r>
           </w:p>
         </w:tc>
@@ -2329,7 +2329,7 @@
           <w:sz w:val="21"/>
           <w:szCs w:val="21"/>
         </w:rPr>
-        <w:t xml:space="preserve">They leave having judged real evidence, argued about it, completed a record, and been through one round of the moderation they will bring a case to at Week 6.</w:t>
+        <w:t xml:space="preserve">They leave having judged real evidence, argued about it, completed a record, and seen a moderation discussion like the one they will have at Week 6.</w:t>
       </w:r>
     </w:p>
     <w:p>
@@ -2363,7 +2363,7 @@
           <w:sz w:val="22"/>
           <w:szCs w:val="22"/>
         </w:rPr>
-        <w:t xml:space="preserve">The Competency Assessment Record, and the moderation case sheet (Educator Guide Part 9B)</w:t>
+        <w:t xml:space="preserve">The Competency Assessment Record</w:t>
       </w:r>
     </w:p>
     <w:p>
@@ -2397,7 +2397,7 @@
           <w:sz w:val="22"/>
           <w:szCs w:val="22"/>
         </w:rPr>
-        <w:t xml:space="preserve">The Moderation Guide - the session protocol facilitators will take part in</w:t>
+        <w:t xml:space="preserve">The Moderation Guide - the moderation discussion facilitators will take part in</w:t>
       </w:r>
     </w:p>
     <w:p>
@@ -3822,41 +3822,92 @@
           <w:sz w:val="22"/>
           <w:szCs w:val="22"/>
         </w:rPr>
-        <w:t xml:space="preserve">After each assessment point you run moderation with the facilitators you inducted, and then you bring a case of your own to Amala. Amala is not in the room where the judgements are made, so you are how the standard is held there. Everything you need is in the Moderation Guide; this is what to expect.</w:t>
-      </w:r>
-    </w:p>
-    <w:p>
-      <w:pPr>
-        <w:pStyle w:val="ListParagraph"/>
-        <w:numPr>
-          <w:ilvl w:val="0"/>
-          <w:numId w:val="1"/>
-        </w:numPr>
-        <w:spacing w:after="80" w:line="300"/>
-      </w:pPr>
-      <w:r>
-        <w:rPr>
-          <w:sz w:val="22"/>
-          <w:szCs w:val="22"/>
-        </w:rPr>
-        <w:t xml:space="preserve">Week 6, after the supported assessment: formative moderation, then the case call with amala.</w:t>
-      </w:r>
-    </w:p>
-    <w:p>
-      <w:pPr>
-        <w:pStyle w:val="ListParagraph"/>
-        <w:numPr>
-          <w:ilvl w:val="0"/>
-          <w:numId w:val="1"/>
-        </w:numPr>
-        <w:spacing w:after="80" w:line="300"/>
-      </w:pPr>
-      <w:r>
-        <w:rPr>
-          <w:sz w:val="22"/>
-          <w:szCs w:val="22"/>
-        </w:rPr>
-        <w:t xml:space="preserve">Week 12, after the final assessment, before results are confirmed: summative moderation, then the case call with amala.</w:t>
+        <w:t xml:space="preserve">In each assessment period you hold moderation discussions with the educators you support, bring them to a session with Amala, and share what you learned before every learner is assessed. Amala is not in the room where the judgements are made, so you are how the standard is held there. Everything you need is in the Moderation Guide, with the moderation template; this is what to expect.</w:t>
+      </w:r>
+    </w:p>
+    <w:p>
+      <w:pPr>
+        <w:pStyle w:val="ListParagraph"/>
+        <w:numPr>
+          <w:ilvl w:val="0"/>
+          <w:numId w:val="1"/>
+        </w:numPr>
+        <w:spacing w:after="80" w:line="300"/>
+      </w:pPr>
+      <w:r>
+        <w:rPr>
+          <w:sz w:val="22"/>
+          <w:szCs w:val="22"/>
+        </w:rPr>
+        <w:t xml:space="preserve">1. A first set of assessments - every educator.</w:t>
+      </w:r>
+    </w:p>
+    <w:p>
+      <w:pPr>
+        <w:pStyle w:val="ListParagraph"/>
+        <w:numPr>
+          <w:ilvl w:val="0"/>
+          <w:numId w:val="1"/>
+        </w:numPr>
+        <w:spacing w:after="80" w:line="300"/>
+      </w:pPr>
+      <w:r>
+        <w:rPr>
+          <w:sz w:val="22"/>
+          <w:szCs w:val="22"/>
+        </w:rPr>
+        <w:t xml:space="preserve">2. Moderation discussions - master educators, with educators.</w:t>
+      </w:r>
+    </w:p>
+    <w:p>
+      <w:pPr>
+        <w:pStyle w:val="ListParagraph"/>
+        <w:numPr>
+          <w:ilvl w:val="0"/>
+          <w:numId w:val="1"/>
+        </w:numPr>
+        <w:spacing w:after="80" w:line="300"/>
+      </w:pPr>
+      <w:r>
+        <w:rPr>
+          <w:sz w:val="22"/>
+          <w:szCs w:val="22"/>
+        </w:rPr>
+        <w:t xml:space="preserve">3. The moderation session with Amala - master educators, with a member of the amala education programmes team.</w:t>
+      </w:r>
+    </w:p>
+    <w:p>
+      <w:pPr>
+        <w:pStyle w:val="ListParagraph"/>
+        <w:numPr>
+          <w:ilvl w:val="0"/>
+          <w:numId w:val="1"/>
+        </w:numPr>
+        <w:spacing w:after="80" w:line="300"/>
+      </w:pPr>
+      <w:r>
+        <w:rPr>
+          <w:sz w:val="22"/>
+          <w:szCs w:val="22"/>
+        </w:rPr>
+        <w:t xml:space="preserve">4. Share the learning - master educators, with every educator.</w:t>
+      </w:r>
+    </w:p>
+    <w:p>
+      <w:pPr>
+        <w:pStyle w:val="ListParagraph"/>
+        <w:numPr>
+          <w:ilvl w:val="0"/>
+          <w:numId w:val="1"/>
+        </w:numPr>
+        <w:spacing w:after="80" w:line="300"/>
+      </w:pPr>
+      <w:r>
+        <w:rPr>
+          <w:sz w:val="22"/>
+          <w:szCs w:val="22"/>
+        </w:rPr>
+        <w:t xml:space="preserve">5. Every learner assessed - every educator.</w:t>
       </w:r>
     </w:p>
     <w:p>
@@ -3873,126 +3924,211 @@
           <w:sz w:val="17"/>
           <w:szCs w:val="17"/>
         </w:rPr>
-        <w:t xml:space="preserve">WHEN YOU ARE FACILITATING</w:t>
-      </w:r>
-    </w:p>
-    <w:p>
-      <w:pPr>
-        <w:pStyle w:val="ListParagraph"/>
-        <w:numPr>
-          <w:ilvl w:val="0"/>
-          <w:numId w:val="1"/>
-        </w:numPr>
-        <w:spacing w:after="80" w:line="300"/>
-      </w:pPr>
-      <w:r>
-        <w:rPr>
-          <w:sz w:val="22"/>
-          <w:szCs w:val="22"/>
-        </w:rPr>
-        <w:t xml:space="preserve">Hold the protocol, not the verdict. Your level goes on the table blind with everyone else's, and gets argued with like everyone else's.</w:t>
-      </w:r>
-    </w:p>
-    <w:p>
-      <w:pPr>
-        <w:pStyle w:val="ListParagraph"/>
-        <w:numPr>
-          <w:ilvl w:val="0"/>
-          <w:numId w:val="1"/>
-        </w:numPr>
-        <w:spacing w:after="80" w:line="300"/>
-      </w:pPr>
-      <w:r>
-        <w:rPr>
-          <w:sz w:val="22"/>
-          <w:szCs w:val="22"/>
-        </w:rPr>
-        <w:t xml:space="preserve">Never resolve a disagreement with your own authority. Resolve it against the descriptor, and make the group say which words in it decide the case.</w:t>
-      </w:r>
-    </w:p>
-    <w:p>
-      <w:pPr>
-        <w:pStyle w:val="ListParagraph"/>
-        <w:numPr>
-          <w:ilvl w:val="0"/>
-          <w:numId w:val="1"/>
-        </w:numPr>
-        <w:spacing w:after="80" w:line="300"/>
-      </w:pPr>
-      <w:r>
-        <w:rPr>
-          <w:sz w:val="22"/>
-          <w:szCs w:val="22"/>
-        </w:rPr>
-        <w:t xml:space="preserve">Keep each facilitator's level hidden until everyone has judged. Once a level is spoken, the room anchors to it.</w:t>
-      </w:r>
-    </w:p>
-    <w:p>
-      <w:pPr>
-        <w:pStyle w:val="ListParagraph"/>
-        <w:numPr>
-          <w:ilvl w:val="0"/>
-          <w:numId w:val="1"/>
-        </w:numPr>
-        <w:spacing w:after="80" w:line="300"/>
-      </w:pPr>
-      <w:r>
-        <w:rPr>
-          <w:sz w:val="22"/>
-          <w:szCs w:val="22"/>
-        </w:rPr>
-        <w:t xml:space="preserve">Ask the quiet ones first. A facilitator who agreed with everything in the assessment induction will agree with everything here unless you make room for them not to.</w:t>
-      </w:r>
-    </w:p>
-    <w:p>
-      <w:pPr>
-        <w:pStyle w:val="ListParagraph"/>
-        <w:numPr>
-          <w:ilvl w:val="0"/>
-          <w:numId w:val="1"/>
-        </w:numPr>
-        <w:spacing w:after="80" w:line="300"/>
-      </w:pPr>
-      <w:r>
-        <w:rPr>
-          <w:sz w:val="22"/>
-          <w:szCs w:val="22"/>
-        </w:rPr>
-        <w:t xml:space="preserve">Watch for the three slips: being swayed by presentation rather than proficiency, by knowing the learner, or by effort rather than what the learner can now do. Here, add a fourth: reading a learner who cannot write as a learner who cannot do.</w:t>
-      </w:r>
-    </w:p>
-    <w:p>
-      <w:pPr>
-        <w:pStyle w:val="ListParagraph"/>
-        <w:numPr>
-          <w:ilvl w:val="0"/>
-          <w:numId w:val="1"/>
-        </w:numPr>
-        <w:spacing w:after="80" w:line="300"/>
-      </w:pPr>
-      <w:r>
-        <w:rPr>
-          <w:sz w:val="22"/>
-          <w:szCs w:val="22"/>
-        </w:rPr>
-        <w:t xml:space="preserve">Keep a group to eight facilitators at most. With more, run two sessions - nine cases at fifteen minutes each is too long to stay sharp.</w:t>
-      </w:r>
-    </w:p>
-    <w:p>
-      <w:pPr>
-        <w:pStyle w:val="ListParagraph"/>
-        <w:numPr>
-          <w:ilvl w:val="0"/>
-          <w:numId w:val="1"/>
-        </w:numPr>
-        <w:spacing w:after="80" w:line="300"/>
-      </w:pPr>
-      <w:r>
-        <w:rPr>
-          <w:sz w:val="22"/>
-          <w:szCs w:val="22"/>
-        </w:rPr>
-        <w:t xml:space="preserve">Write it down as you go. The record is what you take to Amala, and the evidence the session happened.</w:t>
+        <w:t xml:space="preserve">HOLDING A MODERATION DISCUSSION</w:t>
+      </w:r>
+    </w:p>
+    <w:p>
+      <w:pPr>
+        <w:pStyle w:val="ListParagraph"/>
+        <w:numPr>
+          <w:ilvl w:val="0"/>
+          <w:numId w:val="1"/>
+        </w:numPr>
+        <w:spacing w:after="80" w:line="300"/>
+      </w:pPr>
+      <w:r>
+        <w:rPr>
+          <w:sz w:val="22"/>
+          <w:szCs w:val="22"/>
+        </w:rPr>
+        <w:t xml:space="preserve">Let the educator present the whole case before anyone asks anything. It is their case and their rationale.</w:t>
+      </w:r>
+    </w:p>
+    <w:p>
+      <w:pPr>
+        <w:pStyle w:val="ListParagraph"/>
+        <w:numPr>
+          <w:ilvl w:val="0"/>
+          <w:numId w:val="1"/>
+        </w:numPr>
+        <w:spacing w:after="80" w:line="300"/>
+      </w:pPr>
+      <w:r>
+        <w:rPr>
+          <w:sz w:val="22"/>
+          <w:szCs w:val="22"/>
+        </w:rPr>
+        <w:t xml:space="preserve">Hold the conversation, not the verdict. Your level is a view to be explored against the level descriptions, not a ruling.</w:t>
+      </w:r>
+    </w:p>
+    <w:p>
+      <w:pPr>
+        <w:pStyle w:val="ListParagraph"/>
+        <w:numPr>
+          <w:ilvl w:val="0"/>
+          <w:numId w:val="1"/>
+        </w:numPr>
+        <w:spacing w:after="80" w:line="300"/>
+      </w:pPr>
+      <w:r>
+        <w:rPr>
+          <w:sz w:val="22"/>
+          <w:szCs w:val="22"/>
+        </w:rPr>
+        <w:t xml:space="preserve">It is case-based, not consensus-based. Where views differ, explore why against the level description - you do not have to end up agreeing, and seniority never settles it.</w:t>
+      </w:r>
+    </w:p>
+    <w:p>
+      <w:pPr>
+        <w:pStyle w:val="ListParagraph"/>
+        <w:numPr>
+          <w:ilvl w:val="0"/>
+          <w:numId w:val="1"/>
+        </w:numPr>
+        <w:spacing w:after="80" w:line="300"/>
+      </w:pPr>
+      <w:r>
+        <w:rPr>
+          <w:sz w:val="22"/>
+          <w:szCs w:val="22"/>
+        </w:rPr>
+        <w:t xml:space="preserve">Bring the other educators in. Invite their questions, and keep the focus on the case, not the person.</w:t>
+      </w:r>
+    </w:p>
+    <w:p>
+      <w:pPr>
+        <w:pStyle w:val="ListParagraph"/>
+        <w:numPr>
+          <w:ilvl w:val="0"/>
+          <w:numId w:val="1"/>
+        </w:numPr>
+        <w:spacing w:after="80" w:line="300"/>
+      </w:pPr>
+      <w:r>
+        <w:rPr>
+          <w:sz w:val="22"/>
+          <w:szCs w:val="22"/>
+        </w:rPr>
+        <w:t xml:space="preserve">Ask about the opportunity before the level. A low level can simply mean the learner never had a fair chance to show it.</w:t>
+      </w:r>
+    </w:p>
+    <w:p>
+      <w:pPr>
+        <w:pStyle w:val="ListParagraph"/>
+        <w:numPr>
+          <w:ilvl w:val="0"/>
+          <w:numId w:val="1"/>
+        </w:numPr>
+        <w:spacing w:after="80" w:line="300"/>
+      </w:pPr>
+      <w:r>
+        <w:rPr>
+          <w:sz w:val="22"/>
+          <w:szCs w:val="22"/>
+        </w:rPr>
+        <w:t xml:space="preserve">Test the level both ways. Name the evidence for this level, and name what in the next level's description has not been seen. A reason that only argues one way is not finished.</w:t>
+      </w:r>
+    </w:p>
+    <w:p>
+      <w:pPr>
+        <w:pStyle w:val="ListParagraph"/>
+        <w:numPr>
+          <w:ilvl w:val="0"/>
+          <w:numId w:val="1"/>
+        </w:numPr>
+        <w:spacing w:after="80" w:line="300"/>
+      </w:pPr>
+      <w:r>
+        <w:rPr>
+          <w:sz w:val="22"/>
+          <w:szCs w:val="22"/>
+        </w:rPr>
+        <w:t xml:space="preserve">Ask whether it was seen or reported. What a learner tells you they did at home counts, but say which it is, and look for something the educator saw.</w:t>
+      </w:r>
+    </w:p>
+    <w:p>
+      <w:pPr>
+        <w:pStyle w:val="ListParagraph"/>
+        <w:numPr>
+          <w:ilvl w:val="0"/>
+          <w:numId w:val="1"/>
+        </w:numPr>
+        <w:spacing w:after="80" w:line="300"/>
+      </w:pPr>
+      <w:r>
+        <w:rPr>
+          <w:sz w:val="22"/>
+          <w:szCs w:val="22"/>
+        </w:rPr>
+        <w:t xml:space="preserve">A level describes what the learner can do now. Never set it lower to push the learner or higher to encourage them - that makes the level untrue, which is a bigger problem than a wrong one.</w:t>
+      </w:r>
+    </w:p>
+    <w:p>
+      <w:pPr>
+        <w:pStyle w:val="ListParagraph"/>
+        <w:numPr>
+          <w:ilvl w:val="0"/>
+          <w:numId w:val="1"/>
+        </w:numPr>
+        <w:spacing w:after="80" w:line="300"/>
+      </w:pPr>
+      <w:r>
+        <w:rPr>
+          <w:sz w:val="22"/>
+          <w:szCs w:val="22"/>
+        </w:rPr>
+        <w:t xml:space="preserve">One discussion is not a pattern. Do not decide an educator is harsh or generous from one case; note it, and look again across more assessments.</w:t>
+      </w:r>
+    </w:p>
+    <w:p>
+      <w:pPr>
+        <w:pStyle w:val="ListParagraph"/>
+        <w:numPr>
+          <w:ilvl w:val="0"/>
+          <w:numId w:val="1"/>
+        </w:numPr>
+        <w:spacing w:after="80" w:line="300"/>
+      </w:pPr>
+      <w:r>
+        <w:rPr>
+          <w:sz w:val="22"/>
+          <w:szCs w:val="22"/>
+        </w:rPr>
+        <w:t xml:space="preserve">Not every difference is a mistake. A learner can genuinely show more in one setting than another. The difference to remove is two people reading the same level description differently.</w:t>
+      </w:r>
+    </w:p>
+    <w:p>
+      <w:pPr>
+        <w:pStyle w:val="ListParagraph"/>
+        <w:numPr>
+          <w:ilvl w:val="0"/>
+          <w:numId w:val="1"/>
+        </w:numPr>
+        <w:spacing w:after="80" w:line="300"/>
+      </w:pPr>
+      <w:r>
+        <w:rPr>
+          <w:sz w:val="22"/>
+          <w:szCs w:val="22"/>
+        </w:rPr>
+        <w:t xml:space="preserve">Watch for the slips: being swayed by a neat product rather than what the learner did, by knowing the learner, by effort rather than what the learner can now do - and reading a learner who cannot write as a learner who cannot do.</w:t>
+      </w:r>
+    </w:p>
+    <w:p>
+      <w:pPr>
+        <w:pStyle w:val="ListParagraph"/>
+        <w:numPr>
+          <w:ilvl w:val="0"/>
+          <w:numId w:val="1"/>
+        </w:numPr>
+        <w:spacing w:after="80" w:line="300"/>
+      </w:pPr>
+      <w:r>
+        <w:rPr>
+          <w:sz w:val="22"/>
+          <w:szCs w:val="22"/>
+        </w:rPr>
+        <w:t xml:space="preserve">Write it down as you go. The template is what you take to Amala, and what you share back with educators.</w:t>
       </w:r>
     </w:p>
     <w:p>
@@ -4009,7 +4145,7 @@
           <w:sz w:val="17"/>
           <w:szCs w:val="17"/>
         </w:rPr>
-        <w:t xml:space="preserve">YOUR CASE TO AMALA</w:t>
+        <w:t xml:space="preserve">THE MODERATION SESSION WITH AMALA</w:t>
       </w:r>
     </w:p>
     <w:p>
@@ -4021,7 +4157,7 @@
           <w:sz w:val="22"/>
           <w:szCs w:val="22"/>
         </w:rPr>
-        <w:t xml:space="preserve">After every session, each master educator brings one case of their own to Amala. It is the same protocol, one level up: the master educators judge each other's cases blind, with Amala, and argue them out against the scale. It is how Amala checks that every master educator is holding the standard, without being in the room where the judgements were made.</w:t>
+        <w:t xml:space="preserve">After the moderation discussions, master educators bring their completed templates to a moderation session with a member of the Amala Education Programmes team. It is where Amala checks that the levels are being read the same way across every centre and every master educator, without being in the room where the assessments were made.</w:t>
       </w:r>
     </w:p>
     <w:tbl>
@@ -4063,7 +4199,7 @@
                 <w:sz w:val="17"/>
                 <w:szCs w:val="17"/>
               </w:rPr>
-              <w:t xml:space="preserve">IF AMALA PLACES IT DIFFERENTLY</w:t>
+              <w:t xml:space="preserve">IF THE SESSION READS A CASE DIFFERENTLY</w:t>
             </w:r>
           </w:p>
           <w:p>
@@ -4075,7 +4211,7 @@
                 <w:sz w:val="21"/>
                 <w:szCs w:val="21"/>
               </w:rPr>
-              <w:t xml:space="preserve">If Amala and the other master educators place the case differently, the call's decision stands for that case. You then recheck every decision from your session that rested on the same reading, ask the facilitators concerned to recheck their own judgements the same way, and send Amala and the coordinator the list of what moved before results are confirmed. Amala does not regrade the rest of the cohort; you do, with what the call made clear.</w:t>
+              <w:t xml:space="preserve">If the session reads a case differently, take that back to the educator, one-to-one, before the follow-up session. The level stays their judgement: they decide whether to revise it, and if they do, they check any other learners they judged the same way. Then share what was learned with every educator. Amala does not regrade learners.</w:t>
             </w:r>
           </w:p>
         </w:tc>
@@ -4107,75 +4243,58 @@
           <w:sz w:val="22"/>
           <w:szCs w:val="22"/>
         </w:rPr>
-        <w:t xml:space="preserve">Master educators are trained to run moderation by Amala, and they learn it the way the facilitators will: by doing it.</w:t>
-      </w:r>
-    </w:p>
-    <w:p>
-      <w:pPr>
-        <w:pStyle w:val="ListParagraph"/>
-        <w:numPr>
-          <w:ilvl w:val="0"/>
-          <w:numId w:val="1"/>
-        </w:numPr>
-        <w:spacing w:after="80" w:line="300"/>
-      </w:pPr>
-      <w:r>
-        <w:rPr>
-          <w:sz w:val="22"/>
-          <w:szCs w:val="22"/>
-        </w:rPr>
-        <w:t xml:space="preserve">Before Week 6, a 90-minute remote session with Amala. Amala runs the protocol on two cases with the master educators as the assessors; then each master educator facilitates one round while the others play the assessors and Amala watches the protocol, not the verdict.</w:t>
-      </w:r>
-    </w:p>
-    <w:p>
-      <w:pPr>
-        <w:pStyle w:val="ListParagraph"/>
-        <w:numPr>
-          <w:ilvl w:val="0"/>
-          <w:numId w:val="1"/>
-        </w:numPr>
-        <w:spacing w:after="80" w:line="300"/>
-      </w:pPr>
-      <w:r>
-        <w:rPr>
-          <w:sz w:val="22"/>
-          <w:szCs w:val="22"/>
-        </w:rPr>
-        <w:t xml:space="preserve">Before that session, each master educator reads this guide and judges the practice cases they are sent, so the session is spent on facilitating, not on learning the scale.</w:t>
-      </w:r>
-    </w:p>
-    <w:p>
-      <w:pPr>
-        <w:pStyle w:val="ListParagraph"/>
-        <w:numPr>
-          <w:ilvl w:val="0"/>
-          <w:numId w:val="1"/>
-        </w:numPr>
-        <w:spacing w:after="80" w:line="300"/>
-      </w:pPr>
-      <w:r>
-        <w:rPr>
-          <w:sz w:val="22"/>
-          <w:szCs w:val="22"/>
-        </w:rPr>
-        <w:t xml:space="preserve">The Week-6 round is the practicum. The case call with Amala afterwards reviews how each session ran as well as the case itself.</w:t>
-      </w:r>
-    </w:p>
-    <w:p>
-      <w:pPr>
-        <w:pStyle w:val="ListParagraph"/>
-        <w:numPr>
-          <w:ilvl w:val="0"/>
-          <w:numId w:val="1"/>
-        </w:numPr>
-        <w:spacing w:after="80" w:line="300"/>
-      </w:pPr>
-      <w:r>
-        <w:rPr>
-          <w:sz w:val="22"/>
-          <w:szCs w:val="22"/>
-        </w:rPr>
-        <w:t xml:space="preserve">By Week 12, a master educator runs the session without support. If the Week-6 call showed one of them was not yet holding the protocol, Amala joins the start of their Week-12 session remotely where connectivity allows.</w:t>
+        <w:t xml:space="preserve">Master educators are trained to moderate by Amala before the first assessment period, and they learn it the way the educators will: by doing it.</w:t>
+      </w:r>
+    </w:p>
+    <w:p>
+      <w:pPr>
+        <w:pStyle w:val="ListParagraph"/>
+        <w:numPr>
+          <w:ilvl w:val="0"/>
+          <w:numId w:val="1"/>
+        </w:numPr>
+        <w:spacing w:after="80" w:line="300"/>
+      </w:pPr>
+      <w:r>
+        <w:rPr>
+          <w:sz w:val="22"/>
+          <w:szCs w:val="22"/>
+        </w:rPr>
+        <w:t xml:space="preserve">Read this guide, and "What Might You See or Hear?", before the training.</w:t>
+      </w:r>
+    </w:p>
+    <w:p>
+      <w:pPr>
+        <w:pStyle w:val="ListParagraph"/>
+        <w:numPr>
+          <w:ilvl w:val="0"/>
+          <w:numId w:val="1"/>
+        </w:numPr>
+        <w:spacing w:after="80" w:line="300"/>
+      </w:pPr>
+      <w:r>
+        <w:rPr>
+          <w:sz w:val="22"/>
+          <w:szCs w:val="22"/>
+        </w:rPr>
+        <w:t xml:space="preserve">In the training, Amala runs a moderation discussion with you as the educator; then you run one with another master educator while Amala watches the conversation, not the verdict. Then fill a template from it.</w:t>
+      </w:r>
+    </w:p>
+    <w:p>
+      <w:pPr>
+        <w:pStyle w:val="ListParagraph"/>
+        <w:numPr>
+          <w:ilvl w:val="0"/>
+          <w:numId w:val="1"/>
+        </w:numPr>
+        <w:spacing w:after="80" w:line="300"/>
+      </w:pPr>
+      <w:r>
+        <w:rPr>
+          <w:sz w:val="22"/>
+          <w:szCs w:val="22"/>
+        </w:rPr>
+        <w:t xml:space="preserve">The formative period is the practice that counts. The Amala session afterwards looks at how each discussion ran, as well as the levels.</w:t>
       </w:r>
     </w:p>
     <w:tbl>
@@ -4229,7 +4348,7 @@
                 <w:sz w:val="21"/>
                 <w:szCs w:val="21"/>
               </w:rPr>
-              <w:t xml:space="preserve">The session turns into the master educator marking the cases while the facilitators watch. It feels efficient and respectful of rank, and it teaches nobody anything: the Week-12 judgements will be no more consistent than the Week-6 ones, and the case that reaches Amala will be the master educator's reading, not the group's. The moderation is in the blind judging and the argument. If the facilitators are not doing both, it is not happening.</w:t>
+              <w:t xml:space="preserve">The discussion turns into the master educator telling the educator the right level. It feels efficient and respectful of rank, and it teaches nobody anything: the next assessments will be no more consistent than these, and the template that reaches Amala shows the master educator's view, not the conversation. The moderation is in the educator explaining their evidence and both of you reasoning against the level descriptions. Ask more than you tell.</w:t>
             </w:r>
           </w:p>
         </w:tc>
